--- a/rivrtech-rcc-agreement/RIVRTECH_RCC_Approval_Checklist.docx
+++ b/rivrtech-rcc-agreement/RIVRTECH_RCC_Approval_Checklist.docx
@@ -140,9 +140,8 @@
                 <w:b w:val="0"/>
                 <w:i w:val="0"/>
                 <w:sz w:val="20"/>
-                <w:highlight w:val="yellow"/>
               </w:rPr>
-              <w:t>[0.1 – DRAFT]</w:t>
+              <w:t>0.1 — Draft</w:t>
             </w:r>
           </w:p>
         </w:tc>
@@ -183,9 +182,8 @@
                 <w:b w:val="0"/>
                 <w:i w:val="0"/>
                 <w:sz w:val="20"/>
-                <w:highlight w:val="yellow"/>
               </w:rPr>
-              <w:t>[DRAFT DATE]</w:t>
+              <w:t>July 16, 2026</w:t>
             </w:r>
           </w:p>
         </w:tc>
@@ -311,9 +309,8 @@
                 <w:b w:val="0"/>
                 <w:i w:val="0"/>
                 <w:sz w:val="20"/>
-                <w:highlight w:val="yellow"/>
               </w:rPr>
-              <w:t>[DRAFT – PENDING APPROVALS]</w:t>
+              <w:t>Draft — Pending approvals</w:t>
             </w:r>
           </w:p>
         </w:tc>

--- a/rivrtech-rcc-agreement/RIVRTECH_RCC_Approval_Checklist.docx
+++ b/rivrtech-rcc-agreement/RIVRTECH_RCC_Approval_Checklist.docx
@@ -14,7 +14,7 @@
           <w:i w:val="0"/>
           <w:sz w:val="26"/>
         </w:rPr>
-        <w:t>RIVRTECH – ROBESON COMMUNITY COLLEGE</w:t>
+        <w:t>RIVR Tech – ROBESON COMMUNITY COLLEGE</w:t>
       </w:r>
     </w:p>
     <w:p>
@@ -225,7 +225,7 @@
                 <w:i w:val="0"/>
                 <w:sz w:val="20"/>
               </w:rPr>
-              <w:t>John Dyson, Chief Operations Officer, LREMC Technologies, LLC d/b/a RIVRTECH</w:t>
+              <w:t>John Dyson, Chief Operations Officer, LREMC Technologies, LLC d/b/a RIVR Tech</w:t>
             </w:r>
           </w:p>
         </w:tc>
@@ -969,7 +969,7 @@
           <w:i w:val="0"/>
           <w:sz w:val="24"/>
         </w:rPr>
-        <w:t>B.  RIVRTECH Approvals &amp; Onboarding</w:t>
+        <w:t>B.  RIVR Tech Approvals &amp; Onboarding</w:t>
       </w:r>
     </w:p>
     <w:tbl>
@@ -1113,7 +1113,7 @@
                 <w:i w:val="0"/>
                 <w:sz w:val="20"/>
               </w:rPr>
-              <w:t>RIVRTECH HR approval</w:t>
+              <w:t>RIVR Tech HR approval</w:t>
             </w:r>
           </w:p>
         </w:tc>
@@ -1198,7 +1198,7 @@
                 <w:i w:val="0"/>
                 <w:sz w:val="20"/>
               </w:rPr>
-              <w:t>RIVRTECH legal review</w:t>
+              <w:t>RIVR Tech legal review</w:t>
             </w:r>
           </w:p>
         </w:tc>
@@ -2423,7 +2423,7 @@
           <w:i w:val="0"/>
           <w:sz w:val="22"/>
         </w:rPr>
-        <w:t>RIVRTECH (John Dyson, Chief Operations Officer)</w:t>
+        <w:t>RIVR Tech (John Dyson, Chief Operations Officer)</w:t>
       </w:r>
       <w:r>
         <w:rPr>
@@ -2527,7 +2527,7 @@
         <w:color w:val="555555"/>
         <w:sz w:val="16"/>
       </w:rPr>
-      <w:t>RIVRTECH – RCC Required Approvals Checklist</w:t>
+      <w:t>RIVR Tech – RCC Required Approvals Checklist</w:t>
       <w:tab/>
     </w:r>
     <w:r>

--- a/rivrtech-rcc-agreement/RIVRTECH_RCC_Approval_Checklist.docx
+++ b/rivrtech-rcc-agreement/RIVRTECH_RCC_Approval_Checklist.docx
@@ -141,7 +141,7 @@
                 <w:i w:val="0"/>
                 <w:sz w:val="20"/>
               </w:rPr>
-              <w:t>0.1 — Draft</w:t>
+              <w:t>1.0 — Final</w:t>
             </w:r>
           </w:p>
         </w:tc>
@@ -183,7 +183,7 @@
                 <w:i w:val="0"/>
                 <w:sz w:val="20"/>
               </w:rPr>
-              <w:t>July 16, 2026</w:t>
+              <w:t>August 24, 2026</w:t>
             </w:r>
           </w:p>
         </w:tc>
@@ -310,7 +310,7 @@
                 <w:i w:val="0"/>
                 <w:sz w:val="20"/>
               </w:rPr>
-              <w:t>Draft — Pending approvals</w:t>
+              <w:t>RCC approved; execution approvals pending</w:t>
             </w:r>
           </w:p>
         </w:tc>
@@ -465,7 +465,7 @@
                 <w:sz w:val="20"/>
                 <w:highlight w:val="yellow"/>
               </w:rPr>
-              <w:t>[  ]</w:t>
+              <w:t>[X]</w:t>
             </w:r>
           </w:p>
         </w:tc>
@@ -550,7 +550,7 @@
                 <w:sz w:val="20"/>
                 <w:highlight w:val="yellow"/>
               </w:rPr>
-              <w:t>[  ]</w:t>
+              <w:t>[X]</w:t>
             </w:r>
           </w:p>
         </w:tc>
@@ -635,7 +635,7 @@
                 <w:sz w:val="20"/>
                 <w:highlight w:val="yellow"/>
               </w:rPr>
-              <w:t>[  ]</w:t>
+              <w:t>[X]</w:t>
             </w:r>
           </w:p>
         </w:tc>
@@ -720,7 +720,7 @@
                 <w:sz w:val="20"/>
                 <w:highlight w:val="yellow"/>
               </w:rPr>
-              <w:t>[  ]</w:t>
+              <w:t>[X]</w:t>
             </w:r>
           </w:p>
         </w:tc>
@@ -2581,22 +2581,8 @@
   <w:p>
     <w:pPr>
       <w:pStyle w:val="Header"/>
-      <w:jc w:val="center"/>
-      <w:pBdr>
-        <w:bottom w:val="single" w:sz="4" w:space="4" w:color="999999"/>
-      </w:pBdr>
     </w:pPr>
     <w:r/>
-    <w:r>
-      <w:rPr>
-        <w:rFonts w:ascii="Arial" w:hAnsi="Arial" w:cs="Arial"/>
-        <w:b/>
-        <w:i w:val="0"/>
-        <w:color w:val="B00000"/>
-        <w:sz w:val="18"/>
-      </w:rPr>
-      <w:t>DRAFT FOR DISCUSSION AND LEGAL REVIEW</w:t>
-    </w:r>
   </w:p>
 </w:hdr>
 </file>

--- a/rivrtech-rcc-agreement/RIVRTECH_RCC_Approval_Checklist.docx
+++ b/rivrtech-rcc-agreement/RIVRTECH_RCC_Approval_Checklist.docx
@@ -266,9 +266,8 @@
                 <w:b w:val="0"/>
                 <w:i w:val="0"/>
                 <w:sz w:val="20"/>
-                <w:highlight w:val="yellow"/>
               </w:rPr>
-              <w:t>[STUDENT-ATHLETE’S FULL LEGAL NAME]</w:t>
+              <w:t>Lezlie Jackson</w:t>
             </w:r>
           </w:p>
         </w:tc>
